--- a/_v2.0_refresh/_populated_v2_0/03_System_Design/High_Level_Design/Integration_Architecture/ILLM-03-003_Integration_Architecture_v2_0.docx
+++ b/_v2.0_refresh/_populated_v2_0/03_System_Design/High_Level_Design/Integration_Architecture/ILLM-03-003_Integration_Architecture_v2_0.docx
@@ -1632,6 +1632,160 @@
           </w:p>
         </w:tc>
       </w:tr>
+      <w:tr>
+        <w:tc>
+          <w:tcPr>
+            <w:tcW w:type="dxa" w:w="1200"/>
+            <w:gridSpan w:val="1"/>
+            <w:tcBorders>
+              <w:top w:val="single" w:color="DDDDDD" w:sz="4"/>
+              <w:left w:val="single" w:color="DDDDDD" w:sz="4"/>
+              <w:bottom w:val="single" w:color="DDDDDD" w:sz="4"/>
+              <w:right w:val="single" w:color="DDDDDD" w:sz="4"/>
+            </w:tcBorders>
+            <w:shd w:fill="FFFFFF" w:val="clear"/>
+            <w:tcMar>
+              <w:top w:type="dxa" w:w="80"/>
+              <w:left w:type="dxa" w:w="120"/>
+              <w:bottom w:type="dxa" w:w="80"/>
+              <w:right w:type="dxa" w:w="120"/>
+            </w:tcMar>
+            <w:vAlign w:val="center"/>
+          </w:tcPr>
+          <w:p>
+            <w:pPr>
+              <w:jc w:val="left"/>
+            </w:pPr>
+            <w:r>
+              <w:rPr>
+                <w:rFonts w:ascii="Arial" w:cs="Arial" w:eastAsia="Arial" w:hAnsi="Arial"/>
+                <w:b w:val="false"/>
+                <w:bCs w:val="false"/>
+                <w:i w:val="false"/>
+                <w:iCs w:val="false"/>
+                <w:color w:val="1A1A1A"/>
+                <w:sz w:val="18"/>
+                <w:szCs w:val="18"/>
+              </w:rPr>
+              <w:t xml:space="preserve">2.1</w:t>
+            </w:r>
+          </w:p>
+        </w:tc>
+        <w:tc>
+          <w:tcPr>
+            <w:tcW w:type="dxa" w:w="2600"/>
+            <w:gridSpan w:val="1"/>
+            <w:tcBorders>
+              <w:top w:val="single" w:color="DDDDDD" w:sz="4"/>
+              <w:left w:val="single" w:color="DDDDDD" w:sz="4"/>
+              <w:bottom w:val="single" w:color="DDDDDD" w:sz="4"/>
+              <w:right w:val="single" w:color="DDDDDD" w:sz="4"/>
+            </w:tcBorders>
+            <w:shd w:fill="FFFFFF" w:val="clear"/>
+            <w:tcMar>
+              <w:top w:type="dxa" w:w="80"/>
+              <w:left w:type="dxa" w:w="120"/>
+              <w:bottom w:type="dxa" w:w="80"/>
+              <w:right w:type="dxa" w:w="120"/>
+            </w:tcMar>
+            <w:vAlign w:val="center"/>
+          </w:tcPr>
+          <w:p>
+            <w:pPr>
+              <w:jc w:val="left"/>
+            </w:pPr>
+            <w:r>
+              <w:rPr>
+                <w:rFonts w:ascii="Arial" w:cs="Arial" w:eastAsia="Arial" w:hAnsi="Arial"/>
+                <w:b w:val="false"/>
+                <w:bCs w:val="false"/>
+                <w:i w:val="false"/>
+                <w:iCs w:val="false"/>
+                <w:color w:val="1A1A1A"/>
+                <w:sz w:val="18"/>
+                <w:szCs w:val="18"/>
+              </w:rPr>
+              <w:t xml:space="preserve">30 May 2026</w:t>
+            </w:r>
+          </w:p>
+        </w:tc>
+        <w:tc>
+          <w:tcPr>
+            <w:tcW w:type="dxa" w:w="2600"/>
+            <w:gridSpan w:val="1"/>
+            <w:tcBorders>
+              <w:top w:val="single" w:color="DDDDDD" w:sz="4"/>
+              <w:left w:val="single" w:color="DDDDDD" w:sz="4"/>
+              <w:bottom w:val="single" w:color="DDDDDD" w:sz="4"/>
+              <w:right w:val="single" w:color="DDDDDD" w:sz="4"/>
+            </w:tcBorders>
+            <w:shd w:fill="FFFFFF" w:val="clear"/>
+            <w:tcMar>
+              <w:top w:type="dxa" w:w="80"/>
+              <w:left w:type="dxa" w:w="120"/>
+              <w:bottom w:type="dxa" w:w="80"/>
+              <w:right w:type="dxa" w:w="120"/>
+            </w:tcMar>
+            <w:vAlign w:val="center"/>
+          </w:tcPr>
+          <w:p>
+            <w:pPr>
+              <w:jc w:val="left"/>
+            </w:pPr>
+            <w:r>
+              <w:rPr>
+                <w:rFonts w:ascii="Arial" w:cs="Arial" w:eastAsia="Arial" w:hAnsi="Arial"/>
+                <w:b w:val="false"/>
+                <w:bCs w:val="false"/>
+                <w:i w:val="false"/>
+                <w:iCs w:val="false"/>
+                <w:color w:val="1A1A1A"/>
+                <w:sz w:val="18"/>
+                <w:szCs w:val="18"/>
+              </w:rPr>
+              <w:t xml:space="preserve">Uriel Tapiwa Munjanga</w:t>
+            </w:r>
+          </w:p>
+        </w:tc>
+        <w:tc>
+          <w:tcPr>
+            <w:tcW w:type="dxa" w:w="2960"/>
+            <w:gridSpan w:val="1"/>
+            <w:tcBorders>
+              <w:top w:val="single" w:color="DDDDDD" w:sz="4"/>
+              <w:left w:val="single" w:color="DDDDDD" w:sz="4"/>
+              <w:bottom w:val="single" w:color="DDDDDD" w:sz="4"/>
+              <w:right w:val="single" w:color="DDDDDD" w:sz="4"/>
+            </w:tcBorders>
+            <w:shd w:fill="FFFFFF" w:val="clear"/>
+            <w:tcMar>
+              <w:top w:type="dxa" w:w="80"/>
+              <w:left w:type="dxa" w:w="120"/>
+              <w:bottom w:type="dxa" w:w="80"/>
+              <w:right w:type="dxa" w:w="120"/>
+            </w:tcMar>
+            <w:vAlign w:val="center"/>
+          </w:tcPr>
+          <w:p>
+            <w:pPr>
+              <w:jc w:val="left"/>
+            </w:pPr>
+            <w:r>
+              <w:rPr>
+                <w:rFonts w:ascii="Arial" w:cs="Arial" w:eastAsia="Arial" w:hAnsi="Arial"/>
+                <w:b w:val="false"/>
+                <w:bCs w:val="false"/>
+                <w:i w:val="false"/>
+                <w:iCs w:val="false"/>
+                <w:color w:val="1A1A1A"/>
+                <w:sz w:val="18"/>
+                <w:szCs w:val="18"/>
+              </w:rPr>
+              <w:t xml:space="preserve">Added Section 8 — Internal Event-Driven Integration: documents the implemented Candidates-to-Notifications messaging over RabbitMQ via the MassTransit transactional outbox (CandidateRegistered event, shared contracts library, downstream consumer).</w:t>
+            </w:r>
+          </w:p>
+        </w:tc>
+      </w:tr>
     </w:tbl>
     <w:p>
       <w:r>
@@ -11047,6 +11201,63 @@
     <w:p>
       <w:r>
         <w:t xml:space="preserve"/>
+      </w:r>
+    </w:p>
+    <w:p>
+      <w:pPr>
+        <w:pStyle w:val="Heading2"/>
+        <w:spacing w:after="80" w:before="200"/>
+      </w:pPr>
+      <w:r>
+        <w:rPr>
+          <w:rFonts w:ascii="Arial" w:cs="Arial" w:eastAsia="Arial" w:hAnsi="Arial"/>
+        </w:rPr>
+        <w:t xml:space="preserve">8. Internal Event-Driven Integration</w:t>
+      </w:r>
+    </w:p>
+    <w:p>
+      <w:pPr>
+        <w:spacing w:after="120"/>
+        <w:jc w:val="both"/>
+      </w:pPr>
+      <w:r>
+        <w:rPr>
+          <w:rFonts w:ascii="Arial" w:cs="Arial" w:eastAsia="Arial" w:hAnsi="Arial"/>
+          <w:color w:val="1A1A1A"/>
+          <w:sz w:val="20"/>
+          <w:szCs w:val="20"/>
+        </w:rPr>
+        <w:t xml:space="preserve">Beyond the external integrations above, services collaborate asynchronously over RabbitMQ using MassTransit. To avoid dual-write inconsistency, each publishing service uses the MassTransit Entity Framework Core transactional outbox: an integration event is written to the service’s outbox tables inside the same database transaction as the aggregate change, and is delivered to the broker only after the transaction commits (ADR-0007). Handlers publish through an Application-layer port, so the broker never leaks into domain logic. Delivery is at-least-once, so consumers are idempotent.</w:t>
+      </w:r>
+    </w:p>
+    <w:p>
+      <w:pPr>
+        <w:spacing w:after="120"/>
+        <w:jc w:val="both"/>
+      </w:pPr>
+      <w:r>
+        <w:rPr>
+          <w:rFonts w:ascii="Arial" w:cs="Arial" w:eastAsia="Arial" w:hAnsi="Arial"/>
+          <w:color w:val="1A1A1A"/>
+          <w:sz w:val="20"/>
+          <w:szCs w:val="20"/>
+        </w:rPr>
+        <w:t xml:space="preserve">Integration-event contracts are published from per-context, dependency-free libraries (for example Illumin360.Candidates.Contracts) referenced by both publisher and consumers. The message namespace and type name form the wire contract and the RabbitMQ exchange name, so they are kept stable across versions (ADR-0008).</w:t>
+      </w:r>
+    </w:p>
+    <w:p>
+      <w:pPr>
+        <w:spacing w:after="120"/>
+        <w:jc w:val="both"/>
+      </w:pPr>
+      <w:r>
+        <w:rPr>
+          <w:rFonts w:ascii="Arial" w:cs="Arial" w:eastAsia="Arial" w:hAnsi="Arial"/>
+          <w:color w:val="1A1A1A"/>
+          <w:sz w:val="20"/>
+          <w:szCs w:val="20"/>
+        </w:rPr>
+        <w:t xml:space="preserve">First implemented loop (Phase 1): the Candidates service publishes the CandidateRegistered event (exchange Illumin360.Candidates.IntegrationEvents:CandidateRegistered) via the outbox; the Notifications worker consumes it on the candidate-registered queue to trigger onboarding actions. Repeated consume failures dead-letter to candidate-registered_error for inspection and replay.</w:t>
       </w:r>
     </w:p>
     <w:p>
